--- a/CÔNG TY TNHH VINBRIC TECH/Vinbric_TamDungHoatDong/Vinbric_GiayUyQuyen.docx
+++ b/CÔNG TY TNHH VINBRIC TECH/Vinbric_TamDungHoatDong/Vinbric_GiayUyQuyen.docx
@@ -1,6 +1,6 @@
 
 <file path=word/document.xml><?xml version="1.0" encoding="utf-8"?>
-<w:document xmlns:wpc="http://schemas.microsoft.com/office/word/2010/wordprocessingCanvas" xmlns:cx="http://schemas.microsoft.com/office/drawing/2014/chartex" xmlns:cx1="http://schemas.microsoft.com/office/drawing/2015/9/8/chartex" xmlns:mc="http://schemas.openxmlformats.org/markup-compatibility/2006" xmlns:o="urn:schemas-microsoft-com:office:office" xmlns:r="http://schemas.openxmlformats.org/officeDocument/2006/relationships" xmlns:m="http://schemas.openxmlformats.org/officeDocument/2006/math" xmlns:v="urn:schemas-microsoft-com:vml" xmlns:wp14="http://schemas.microsoft.com/office/word/2010/wordprocessingDrawing" xmlns:wp="http://schemas.openxmlformats.org/drawingml/2006/wordprocessingDrawing" xmlns:w10="urn:schemas-microsoft-com:office:word" xmlns:w="http://schemas.openxmlformats.org/wordprocessingml/2006/main" xmlns:w14="http://schemas.microsoft.com/office/word/2010/wordml" xmlns:w15="http://schemas.microsoft.com/office/word/2012/wordml" xmlns:w16se="http://schemas.microsoft.com/office/word/2015/wordml/symex" xmlns:wpg="http://schemas.microsoft.com/office/word/2010/wordprocessingGroup" xmlns:wpi="http://schemas.microsoft.com/office/word/2010/wordprocessingInk" xmlns:wne="http://schemas.microsoft.com/office/word/2006/wordml" xmlns:wps="http://schemas.microsoft.com/office/word/2010/wordprocessingShape" mc:Ignorable="w14 w15 w16se wp14">
+<w:document xmlns:wpc="http://schemas.microsoft.com/office/word/2010/wordprocessingCanvas" xmlns:cx="http://schemas.microsoft.com/office/drawing/2014/chartex" xmlns:cx1="http://schemas.microsoft.com/office/drawing/2015/9/8/chartex" xmlns:cx2="http://schemas.microsoft.com/office/drawing/2015/10/21/chartex" xmlns:cx3="http://schemas.microsoft.com/office/drawing/2016/5/9/chartex" xmlns:cx4="http://schemas.microsoft.com/office/drawing/2016/5/10/chartex" xmlns:cx5="http://schemas.microsoft.com/office/drawing/2016/5/11/chartex" xmlns:cx6="http://schemas.microsoft.com/office/drawing/2016/5/12/chartex" xmlns:cx7="http://schemas.microsoft.com/office/drawing/2016/5/13/chartex" xmlns:cx8="http://schemas.microsoft.com/office/drawing/2016/5/14/chartex" xmlns:mc="http://schemas.openxmlformats.org/markup-compatibility/2006" xmlns:aink="http://schemas.microsoft.com/office/drawing/2016/ink" xmlns:am3d="http://schemas.microsoft.com/office/drawing/2017/model3d" xmlns:o="urn:schemas-microsoft-com:office:office" xmlns:oel="http://schemas.microsoft.com/office/2019/extlst" xmlns:r="http://schemas.openxmlformats.org/officeDocument/2006/relationships" xmlns:m="http://schemas.openxmlformats.org/officeDocument/2006/math" xmlns:v="urn:schemas-microsoft-com:vml" xmlns:wp14="http://schemas.microsoft.com/office/word/2010/wordprocessingDrawing" xmlns:wp="http://schemas.openxmlformats.org/drawingml/2006/wordprocessingDrawing" xmlns:w10="urn:schemas-microsoft-com:office:word" xmlns:w="http://schemas.openxmlformats.org/wordprocessingml/2006/main" xmlns:w14="http://schemas.microsoft.com/office/word/2010/wordml" xmlns:w15="http://schemas.microsoft.com/office/word/2012/wordml" xmlns:w16cex="http://schemas.microsoft.com/office/word/2018/wordml/cex" xmlns:w16cid="http://schemas.microsoft.com/office/word/2016/wordml/cid" xmlns:w16="http://schemas.microsoft.com/office/word/2018/wordml" xmlns:w16du="http://schemas.microsoft.com/office/word/2023/wordml/word16du" xmlns:w16sdtdh="http://schemas.microsoft.com/office/word/2020/wordml/sdtdatahash" xmlns:w16sdtfl="http://schemas.microsoft.com/office/word/2024/wordml/sdtformatlock" xmlns:w16se="http://schemas.microsoft.com/office/word/2015/wordml/symex" xmlns:wpg="http://schemas.microsoft.com/office/word/2010/wordprocessingGroup" xmlns:wpi="http://schemas.microsoft.com/office/word/2010/wordprocessingInk" xmlns:wne="http://schemas.microsoft.com/office/word/2006/wordml" xmlns:wps="http://schemas.microsoft.com/office/word/2010/wordprocessingShape" mc:Ignorable="w14 w15 w16se w16cid w16 w16cex w16sdtdh w16sdtfl w16du wp14">
   <w:body>
     <w:p>
       <w:pPr>
@@ -102,95 +102,7 @@
           <w:sz w:val="26"/>
           <w:szCs w:val="26"/>
         </w:rPr>
-        <w:t xml:space="preserve">ngày 11 tháng 08 năm 2026</w:t>
-      </w:r>
-      <w:r>
-        <w:rPr>
-          <w:rFonts w:ascii="Times New Roman" w:hAnsi="Times New Roman" w:cs="Times New Roman"/>
-          <w:i/>
-          <w:iCs/>
-          <w:color w:val="000000" w:themeColor="text1"/>
-          <w:sz w:val="26"/>
-          <w:szCs w:val="26"/>
-        </w:rPr>
-        <w:t/>
-      </w:r>
-      <w:r>
-        <w:rPr>
-          <w:rFonts w:ascii="Times New Roman" w:hAnsi="Times New Roman" w:cs="Times New Roman"/>
-          <w:i/>
-          <w:iCs/>
-          <w:color w:val="000000" w:themeColor="text1"/>
-          <w:sz w:val="26"/>
-          <w:szCs w:val="26"/>
-        </w:rPr>
-        <w:t/>
-      </w:r>
-      <w:r>
-        <w:rPr>
-          <w:rFonts w:ascii="Times New Roman" w:hAnsi="Times New Roman" w:cs="Times New Roman"/>
-          <w:i/>
-          <w:iCs/>
-          <w:color w:val="000000" w:themeColor="text1"/>
-          <w:sz w:val="26"/>
-          <w:szCs w:val="26"/>
-        </w:rPr>
-        <w:t xml:space="preserve"/>
-      </w:r>
-      <w:r>
-        <w:rPr>
-          <w:rFonts w:ascii="Times New Roman" w:hAnsi="Times New Roman" w:cs="Times New Roman"/>
-          <w:i/>
-          <w:iCs/>
-          <w:color w:val="000000" w:themeColor="text1"/>
-          <w:sz w:val="26"/>
-          <w:szCs w:val="26"/>
-        </w:rPr>
-        <w:t xml:space="preserve"/>
-      </w:r>
-      <w:r>
-        <w:rPr>
-          <w:rFonts w:ascii="Times New Roman" w:hAnsi="Times New Roman" w:cs="Times New Roman"/>
-          <w:i/>
-          <w:iCs/>
-          <w:color w:val="000000" w:themeColor="text1"/>
-          <w:sz w:val="26"/>
-          <w:szCs w:val="26"/>
-        </w:rPr>
-        <w:t/>
-      </w:r>
-      <w:r>
-        <w:rPr>
-          <w:rFonts w:ascii="Times New Roman" w:hAnsi="Times New Roman" w:cs="Times New Roman"/>
-          <w:i/>
-          <w:iCs/>
-          <w:color w:val="000000" w:themeColor="text1"/>
-          <w:sz w:val="26"/>
-          <w:szCs w:val="26"/>
-        </w:rPr>
-        <w:t xml:space="preserve"/>
-      </w:r>
-      <w:r>
-        <w:rPr>
-          <w:rFonts w:ascii="Times New Roman" w:hAnsi="Times New Roman" w:cs="Times New Roman"/>
-          <w:i/>
-          <w:iCs/>
-          <w:color w:val="000000" w:themeColor="text1"/>
-          <w:sz w:val="26"/>
-          <w:szCs w:val="26"/>
-        </w:rPr>
-        <w:t/>
-      </w:r>
-      <w:r>
-        <w:rPr>
-          <w:rFonts w:ascii="Times New Roman" w:hAnsi="Times New Roman" w:cs="Times New Roman"/>
-          <w:i/>
-          <w:iCs/>
-          <w:color w:val="000000" w:themeColor="text1"/>
-          <w:sz w:val="26"/>
-          <w:szCs w:val="26"/>
-        </w:rPr>
-        <w:t/>
+        <w:t>ngày 11 tháng 08 năm 2026</w:t>
       </w:r>
     </w:p>
     <w:p>
@@ -388,116 +300,6 @@
         </w:rPr>
         <w:t>Đại diện Bà PHAN THỊ KHÁNH LY, Chức vụ: Giám đốc - Người đại diện theo pháp luật của CÔNG TY TNHH VINBRIC TECH</w:t>
       </w:r>
-      <w:r>
-        <w:rPr>
-          <w:rFonts w:ascii="Times New Roman" w:hAnsi="Times New Roman" w:cs="Times New Roman"/>
-          <w:color w:val="000000"/>
-          <w:sz w:val="26"/>
-          <w:szCs w:val="26"/>
-          <w:lang w:eastAsia="zh-CN"/>
-        </w:rPr>
-        <w:t xml:space="preserve"/>
-      </w:r>
-      <w:r>
-        <w:rPr>
-          <w:rFonts w:ascii="Times New Roman" w:hAnsi="Times New Roman" w:cs="Times New Roman"/>
-          <w:color w:val="000000"/>
-          <w:sz w:val="26"/>
-          <w:szCs w:val="26"/>
-          <w:lang w:eastAsia="zh-CN"/>
-        </w:rPr>
-        <w:t/>
-      </w:r>
-      <w:r>
-        <w:rPr>
-          <w:rFonts w:ascii="Times New Roman" w:hAnsi="Times New Roman" w:cs="Times New Roman"/>
-          <w:color w:val="000000"/>
-          <w:sz w:val="26"/>
-          <w:szCs w:val="26"/>
-          <w:lang w:eastAsia="zh-CN"/>
-        </w:rPr>
-        <w:t/>
-      </w:r>
-      <w:r>
-        <w:t xml:space="preserve"/>
-      </w:r>
-      <w:r>
-        <w:rPr>
-          <w:rFonts w:ascii="Times New Roman" w:hAnsi="Times New Roman" w:cs="Times New Roman"/>
-          <w:color w:val="000000"/>
-          <w:sz w:val="26"/>
-          <w:szCs w:val="26"/>
-          <w:lang w:eastAsia="zh-CN"/>
-        </w:rPr>
-        <w:t/>
-      </w:r>
-      <w:r>
-        <w:rPr>
-          <w:rFonts w:ascii="Times New Roman" w:hAnsi="Times New Roman" w:cs="Times New Roman"/>
-          <w:color w:val="000000"/>
-          <w:sz w:val="26"/>
-          <w:szCs w:val="26"/>
-          <w:lang w:eastAsia="zh-CN"/>
-        </w:rPr>
-        <w:t/>
-      </w:r>
-      <w:r>
-        <w:rPr>
-          <w:rFonts w:ascii="Times New Roman" w:hAnsi="Times New Roman" w:cs="Times New Roman"/>
-          <w:color w:val="000000"/>
-          <w:sz w:val="26"/>
-          <w:szCs w:val="26"/>
-          <w:lang w:eastAsia="zh-CN"/>
-        </w:rPr>
-        <w:t xml:space="preserve"/>
-      </w:r>
-      <w:r>
-        <w:rPr>
-          <w:rFonts w:ascii="Times New Roman" w:hAnsi="Times New Roman" w:cs="Times New Roman"/>
-          <w:color w:val="000000"/>
-          <w:sz w:val="26"/>
-          <w:szCs w:val="26"/>
-          <w:lang w:eastAsia="zh-CN"/>
-        </w:rPr>
-        <w:t/>
-      </w:r>
-      <w:r>
-        <w:rPr>
-          <w:rFonts w:ascii="Times New Roman" w:hAnsi="Times New Roman" w:cs="Times New Roman"/>
-          <w:color w:val="000000"/>
-          <w:sz w:val="26"/>
-          <w:szCs w:val="26"/>
-          <w:lang w:eastAsia="zh-CN"/>
-        </w:rPr>
-        <w:t xml:space="preserve"/>
-      </w:r>
-      <w:r>
-        <w:rPr>
-          <w:rFonts w:ascii="Times New Roman" w:hAnsi="Times New Roman" w:cs="Times New Roman"/>
-          <w:sz w:val="26"/>
-          <w:szCs w:val="26"/>
-        </w:rPr>
-        <w:t/>
-      </w:r>
-      <w:r>
-        <w:rPr>
-          <w:rFonts w:ascii="Times New Roman" w:hAnsi="Times New Roman" w:cs="Times New Roman"/>
-          <w:sz w:val="26"/>
-          <w:szCs w:val="26"/>
-        </w:rPr>
-        <w:t xml:space="preserve"/>
-      </w:r>
-      <w:r>
-        <w:rPr>
-          <w:rFonts w:ascii="Times New Roman" w:eastAsia="Times New Roman" w:hAnsi="Times New Roman" w:cs="Times New Roman"/>
-          <w:b/>
-          <w:color w:val="000000" w:themeColor="text1"/>
-          <w:sz w:val="26"/>
-          <w:szCs w:val="26"/>
-          <w:lang w:eastAsia="zh-CN"/>
-        </w:rPr>
-        <w:t/>
-      </w:r>
     </w:p>
     <w:p>
       <w:pPr>
@@ -581,7 +383,7 @@
           <w:sz w:val="24"/>
           <w:szCs w:val="24"/>
         </w:rPr>
-        <w:t>0982336318</w:t>
+        <w:t>0965 916 385</w:t>
       </w:r>
       <w:r>
         <w:rPr>
@@ -615,10 +417,8 @@
           <w:sz w:val="24"/>
           <w:szCs w:val="24"/>
         </w:rPr>
-        <w:t>ly0106@vinbrictech.com</w:t>
-      </w:r>
-      <w:bookmarkStart w:id="0" w:name="_GoBack"/>
-      <w:bookmarkEnd w:id="0"/>
+        <w:t>id4mib@hotmail.com</w:t>
+      </w:r>
     </w:p>
     <w:p>
       <w:pPr>
@@ -760,16 +560,17 @@
           <w:rFonts w:ascii="Times New Roman" w:hAnsi="Times New Roman" w:cs="Times New Roman"/>
           <w:sz w:val="26"/>
           <w:szCs w:val="26"/>
-        </w:rPr>
-      </w:pPr>
-      <w:r>
-        <w:rPr>
-          <w:rFonts w:ascii="Times New Roman" w:hAnsi="Times New Roman" w:cs="Times New Roman"/>
-          <w:color w:val="000000" w:themeColor="text1"/>
-          <w:sz w:val="26"/>
-          <w:szCs w:val="26"/>
           <w:lang w:val="vi"/>
         </w:rPr>
+      </w:pPr>
+      <w:r>
+        <w:rPr>
+          <w:rFonts w:ascii="Times New Roman" w:hAnsi="Times New Roman" w:cs="Times New Roman"/>
+          <w:color w:val="000000" w:themeColor="text1"/>
+          <w:sz w:val="26"/>
+          <w:szCs w:val="26"/>
+          <w:lang w:val="vi"/>
+        </w:rPr>
         <w:t>Nơi cấp</w:t>
       </w:r>
       <w:r>
@@ -778,6 +579,7 @@
           <w:color w:val="000000" w:themeColor="text1"/>
           <w:sz w:val="26"/>
           <w:szCs w:val="26"/>
+          <w:lang w:val="vi"/>
         </w:rPr>
         <w:t>:</w:t>
       </w:r>
@@ -797,6 +599,7 @@
           <w:color w:val="000000" w:themeColor="text1"/>
           <w:sz w:val="26"/>
           <w:szCs w:val="26"/>
+          <w:lang w:val="vi"/>
         </w:rPr>
         <w:t>Bộ Công An</w:t>
       </w:r>
@@ -808,7 +611,7 @@
           <w:rFonts w:ascii="Times New Roman" w:eastAsia="Arial" w:hAnsi="Times New Roman" w:cs="Times New Roman"/>
           <w:sz w:val="26"/>
           <w:szCs w:val="26"/>
-          <w:lang w:val="en-US"/>
+          <w:lang w:val="vi"/>
         </w:rPr>
       </w:pPr>
       <w:r>
@@ -911,14 +714,16 @@
           <w:color w:val="000000" w:themeColor="text1"/>
           <w:sz w:val="26"/>
           <w:szCs w:val="26"/>
-        </w:rPr>
-      </w:pPr>
-      <w:r>
-        <w:rPr>
-          <w:rFonts w:ascii="Times New Roman" w:hAnsi="Times New Roman" w:cs="Times New Roman"/>
-          <w:color w:val="000000" w:themeColor="text1"/>
-          <w:sz w:val="26"/>
-          <w:szCs w:val="26"/>
+          <w:lang w:val="vi-VN"/>
+        </w:rPr>
+      </w:pPr>
+      <w:r>
+        <w:rPr>
+          <w:rFonts w:ascii="Times New Roman" w:hAnsi="Times New Roman" w:cs="Times New Roman"/>
+          <w:color w:val="000000" w:themeColor="text1"/>
+          <w:sz w:val="26"/>
+          <w:szCs w:val="26"/>
+          <w:lang w:val="vi-VN"/>
         </w:rPr>
         <w:t>Sau đây gọi là “</w:t>
       </w:r>
@@ -930,6 +735,7 @@
           <w:color w:val="000000" w:themeColor="text1"/>
           <w:sz w:val="26"/>
           <w:szCs w:val="26"/>
+          <w:lang w:val="vi-VN"/>
         </w:rPr>
         <w:t>Người được Ủy quyền</w:t>
       </w:r>
@@ -939,6 +745,7 @@
           <w:color w:val="000000" w:themeColor="text1"/>
           <w:sz w:val="26"/>
           <w:szCs w:val="26"/>
+          <w:lang w:val="vi-VN"/>
         </w:rPr>
         <w:t xml:space="preserve">” </w:t>
       </w:r>
@@ -950,14 +757,16 @@
           <w:color w:val="000000" w:themeColor="text1"/>
           <w:sz w:val="26"/>
           <w:szCs w:val="26"/>
-        </w:rPr>
-      </w:pPr>
-      <w:r>
-        <w:rPr>
-          <w:rFonts w:ascii="Times New Roman" w:hAnsi="Times New Roman" w:cs="Times New Roman"/>
-          <w:color w:val="000000" w:themeColor="text1"/>
-          <w:sz w:val="26"/>
-          <w:szCs w:val="26"/>
+          <w:lang w:val="vi-VN"/>
+        </w:rPr>
+      </w:pPr>
+      <w:r>
+        <w:rPr>
+          <w:rFonts w:ascii="Times New Roman" w:hAnsi="Times New Roman" w:cs="Times New Roman"/>
+          <w:color w:val="000000" w:themeColor="text1"/>
+          <w:sz w:val="26"/>
+          <w:szCs w:val="26"/>
+          <w:lang w:val="vi-VN"/>
         </w:rPr>
         <w:t xml:space="preserve">Nội dung ủy quyền: </w:t>
       </w:r>
@@ -969,6 +778,7 @@
           <w:color w:val="000000" w:themeColor="text1"/>
           <w:sz w:val="26"/>
           <w:szCs w:val="26"/>
+          <w:lang w:val="vi-VN"/>
         </w:rPr>
       </w:pPr>
       <w:r>
@@ -979,6 +789,7 @@
           <w:color w:val="000000" w:themeColor="text1"/>
           <w:sz w:val="26"/>
           <w:szCs w:val="26"/>
+          <w:lang w:val="vi-VN"/>
         </w:rPr>
         <w:t>Người được Ủy quyền</w:t>
       </w:r>
@@ -988,6 +799,7 @@
           <w:color w:val="000000" w:themeColor="text1"/>
           <w:sz w:val="26"/>
           <w:szCs w:val="26"/>
+          <w:lang w:val="vi-VN"/>
         </w:rPr>
         <w:t xml:space="preserve"> được quyền thay mặt và đại diện tôi, thực hiện các thủ tục đăng ký doanh nghiệp theo quy định của pháp luật, bao gồm nhưng không giới hạn việc thực hiện các công việc sau đây: </w:t>
       </w:r>
@@ -1003,14 +815,16 @@
           <w:color w:val="000000" w:themeColor="text1"/>
           <w:sz w:val="26"/>
           <w:szCs w:val="26"/>
-        </w:rPr>
-      </w:pPr>
-      <w:r>
-        <w:rPr>
-          <w:rFonts w:ascii="Times New Roman" w:hAnsi="Times New Roman" w:cs="Times New Roman"/>
-          <w:color w:val="000000" w:themeColor="text1"/>
-          <w:sz w:val="26"/>
-          <w:szCs w:val="26"/>
+          <w:lang w:val="vi-VN"/>
+        </w:rPr>
+      </w:pPr>
+      <w:r>
+        <w:rPr>
+          <w:rFonts w:ascii="Times New Roman" w:hAnsi="Times New Roman" w:cs="Times New Roman"/>
+          <w:color w:val="000000" w:themeColor="text1"/>
+          <w:sz w:val="26"/>
+          <w:szCs w:val="26"/>
+          <w:lang w:val="vi-VN"/>
         </w:rPr>
         <w:t xml:space="preserve"> Nộp hồ sơ tại các cơ quan có thẩm quyền của Việt Nam; </w:t>
       </w:r>
@@ -1026,14 +840,16 @@
           <w:color w:val="000000" w:themeColor="text1"/>
           <w:sz w:val="26"/>
           <w:szCs w:val="26"/>
-        </w:rPr>
-      </w:pPr>
-      <w:r>
-        <w:rPr>
-          <w:rFonts w:ascii="Times New Roman" w:hAnsi="Times New Roman" w:cs="Times New Roman"/>
-          <w:color w:val="000000" w:themeColor="text1"/>
-          <w:sz w:val="26"/>
-          <w:szCs w:val="26"/>
+          <w:lang w:val="vi-VN"/>
+        </w:rPr>
+      </w:pPr>
+      <w:r>
+        <w:rPr>
+          <w:rFonts w:ascii="Times New Roman" w:hAnsi="Times New Roman" w:cs="Times New Roman"/>
+          <w:color w:val="000000" w:themeColor="text1"/>
+          <w:sz w:val="26"/>
+          <w:szCs w:val="26"/>
+          <w:lang w:val="vi-VN"/>
         </w:rPr>
         <w:t xml:space="preserve"> Liên hệ làm việc với các cơ quan hữu quan để nhận được các chấp thuận cần thiết để thực hiện thủ tục đăng ký doanh nghiệp; và </w:t>
       </w:r>
@@ -1049,14 +865,16 @@
           <w:color w:val="000000" w:themeColor="text1"/>
           <w:sz w:val="26"/>
           <w:szCs w:val="26"/>
-        </w:rPr>
-      </w:pPr>
-      <w:r>
-        <w:rPr>
-          <w:rFonts w:ascii="Times New Roman" w:hAnsi="Times New Roman" w:cs="Times New Roman"/>
-          <w:color w:val="000000" w:themeColor="text1"/>
-          <w:sz w:val="26"/>
-          <w:szCs w:val="26"/>
+          <w:lang w:val="vi-VN"/>
+        </w:rPr>
+      </w:pPr>
+      <w:r>
+        <w:rPr>
+          <w:rFonts w:ascii="Times New Roman" w:hAnsi="Times New Roman" w:cs="Times New Roman"/>
+          <w:color w:val="000000" w:themeColor="text1"/>
+          <w:sz w:val="26"/>
+          <w:szCs w:val="26"/>
+          <w:lang w:val="vi-VN"/>
         </w:rPr>
         <w:t xml:space="preserve"> Nhận Giấy chứng nhận đăng ký doanh nghiệp, thông báo, quyết định. Trong phạm vi uỷ quyền tại đây, Người được Ủy quyền được toàn quyền, chuẩn bị và ký các tài liệu cần thiết, nộp và rút các tài liệu, hồ sơ cần thiết đệ trình lên cơ quan chức năng có thẩm quyền liên quan tại Việt Nam cũng như nhận kết quả, giấy tờ liên quan đến công việc được ủy quyền; thanh toán phí, lệ phí liên quan đến các công việc được ủy quyền; thực hiện thủ tục hoặc có các hành động khác có liên quan đến công việc được ủy quyền theo quy định pháp luật hiện hành của Việt Nam.</w:t>
       </w:r>
@@ -1068,34 +886,38 @@
           <w:color w:val="000000" w:themeColor="text1"/>
           <w:sz w:val="26"/>
           <w:szCs w:val="26"/>
-        </w:rPr>
-      </w:pPr>
-    </w:p>
-    <w:p>
-      <w:pPr>
-        <w:rPr>
-          <w:rFonts w:ascii="Times New Roman" w:hAnsi="Times New Roman" w:cs="Times New Roman"/>
-          <w:color w:val="000000" w:themeColor="text1"/>
-          <w:sz w:val="26"/>
-          <w:szCs w:val="26"/>
-        </w:rPr>
-      </w:pPr>
-    </w:p>
-    <w:p>
-      <w:pPr>
-        <w:rPr>
-          <w:rFonts w:ascii="Times New Roman" w:hAnsi="Times New Roman" w:cs="Times New Roman"/>
-          <w:color w:val="000000" w:themeColor="text1"/>
-          <w:sz w:val="26"/>
-          <w:szCs w:val="26"/>
-        </w:rPr>
-      </w:pPr>
-      <w:r>
-        <w:rPr>
-          <w:rFonts w:ascii="Times New Roman" w:hAnsi="Times New Roman" w:cs="Times New Roman"/>
-          <w:color w:val="000000" w:themeColor="text1"/>
-          <w:sz w:val="26"/>
-          <w:szCs w:val="26"/>
+          <w:lang w:val="vi-VN"/>
+        </w:rPr>
+      </w:pPr>
+    </w:p>
+    <w:p>
+      <w:pPr>
+        <w:rPr>
+          <w:rFonts w:ascii="Times New Roman" w:hAnsi="Times New Roman" w:cs="Times New Roman"/>
+          <w:color w:val="000000" w:themeColor="text1"/>
+          <w:sz w:val="26"/>
+          <w:szCs w:val="26"/>
+          <w:lang w:val="vi-VN"/>
+        </w:rPr>
+      </w:pPr>
+    </w:p>
+    <w:p>
+      <w:pPr>
+        <w:rPr>
+          <w:rFonts w:ascii="Times New Roman" w:hAnsi="Times New Roman" w:cs="Times New Roman"/>
+          <w:color w:val="000000" w:themeColor="text1"/>
+          <w:sz w:val="26"/>
+          <w:szCs w:val="26"/>
+          <w:lang w:val="vi-VN"/>
+        </w:rPr>
+      </w:pPr>
+      <w:r>
+        <w:rPr>
+          <w:rFonts w:ascii="Times New Roman" w:hAnsi="Times New Roman" w:cs="Times New Roman"/>
+          <w:color w:val="000000" w:themeColor="text1"/>
+          <w:sz w:val="26"/>
+          <w:szCs w:val="26"/>
+          <w:lang w:val="vi-VN"/>
         </w:rPr>
         <w:t xml:space="preserve">Tôi theo đây xác nhận và chấp thuận mọi hành động được thực hiện bởi </w:t>
       </w:r>
@@ -1107,6 +929,7 @@
           <w:color w:val="000000" w:themeColor="text1"/>
           <w:sz w:val="26"/>
           <w:szCs w:val="26"/>
+          <w:lang w:val="vi-VN"/>
         </w:rPr>
         <w:t>Người được Ủy quyền</w:t>
       </w:r>
@@ -1116,6 +939,7 @@
           <w:color w:val="000000" w:themeColor="text1"/>
           <w:sz w:val="26"/>
           <w:szCs w:val="26"/>
+          <w:lang w:val="vi-VN"/>
         </w:rPr>
         <w:t xml:space="preserve"> theo phạm vi ủy quyền đề cập trên. </w:t>
       </w:r>
@@ -1127,14 +951,16 @@
           <w:color w:val="000000" w:themeColor="text1"/>
           <w:sz w:val="26"/>
           <w:szCs w:val="26"/>
-        </w:rPr>
-      </w:pPr>
-      <w:r>
-        <w:rPr>
-          <w:rFonts w:ascii="Times New Roman" w:hAnsi="Times New Roman" w:cs="Times New Roman"/>
-          <w:color w:val="000000" w:themeColor="text1"/>
-          <w:sz w:val="26"/>
-          <w:szCs w:val="26"/>
+          <w:lang w:val="vi-VN"/>
+        </w:rPr>
+      </w:pPr>
+      <w:r>
+        <w:rPr>
+          <w:rFonts w:ascii="Times New Roman" w:hAnsi="Times New Roman" w:cs="Times New Roman"/>
+          <w:color w:val="000000" w:themeColor="text1"/>
+          <w:sz w:val="26"/>
+          <w:szCs w:val="26"/>
+          <w:lang w:val="vi-VN"/>
         </w:rPr>
         <w:t>Giấy Ủy quyền này có hiệu lực kể từ ngày 11 tháng 08 năm 2026</w:t>
       </w:r>
@@ -1144,60 +970,7 @@
           <w:color w:val="000000" w:themeColor="text1"/>
           <w:sz w:val="26"/>
           <w:szCs w:val="26"/>
-        </w:rPr>
-        <w:t xml:space="preserve"/>
-      </w:r>
-      <w:r>
-        <w:rPr>
-          <w:rFonts w:ascii="Times New Roman" w:hAnsi="Times New Roman" w:cs="Times New Roman"/>
-          <w:color w:val="000000" w:themeColor="text1"/>
-          <w:sz w:val="26"/>
-          <w:szCs w:val="26"/>
-        </w:rPr>
-        <w:t/>
-      </w:r>
-      <w:r>
-        <w:rPr>
-          <w:rFonts w:ascii="Times New Roman" w:hAnsi="Times New Roman" w:cs="Times New Roman"/>
-          <w:color w:val="000000" w:themeColor="text1"/>
-          <w:sz w:val="26"/>
-          <w:szCs w:val="26"/>
-        </w:rPr>
-        <w:t/>
-      </w:r>
-      <w:r>
-        <w:rPr>
-          <w:rFonts w:ascii="Times New Roman" w:hAnsi="Times New Roman" w:cs="Times New Roman"/>
-          <w:color w:val="000000" w:themeColor="text1"/>
-          <w:sz w:val="26"/>
-          <w:szCs w:val="26"/>
-        </w:rPr>
-        <w:t xml:space="preserve"/>
-      </w:r>
-      <w:r>
-        <w:rPr>
-          <w:rFonts w:ascii="Times New Roman" w:hAnsi="Times New Roman" w:cs="Times New Roman"/>
-          <w:color w:val="000000" w:themeColor="text1"/>
-          <w:sz w:val="26"/>
-          <w:szCs w:val="26"/>
-        </w:rPr>
-        <w:t/>
-      </w:r>
-      <w:r>
-        <w:rPr>
-          <w:rFonts w:ascii="Times New Roman" w:hAnsi="Times New Roman" w:cs="Times New Roman"/>
-          <w:color w:val="000000" w:themeColor="text1"/>
-          <w:sz w:val="26"/>
-          <w:szCs w:val="26"/>
-        </w:rPr>
-        <w:t xml:space="preserve"/>
-      </w:r>
-      <w:r>
-        <w:rPr>
-          <w:rFonts w:ascii="Times New Roman" w:hAnsi="Times New Roman" w:cs="Times New Roman"/>
-          <w:color w:val="000000" w:themeColor="text1"/>
-          <w:sz w:val="26"/>
-          <w:szCs w:val="26"/>
+          <w:lang w:val="vi-VN"/>
         </w:rPr>
         <w:t xml:space="preserve"> </w:t>
       </w:r>
@@ -1207,6 +980,7 @@
           <w:color w:val="000000" w:themeColor="text1"/>
           <w:sz w:val="26"/>
           <w:szCs w:val="26"/>
+          <w:lang w:val="vi-VN"/>
         </w:rPr>
         <w:t xml:space="preserve">cho đến khi công việc được hoàn tất./. </w:t>
       </w:r>
@@ -1219,6 +993,7 @@
           <w:color w:val="000000" w:themeColor="text1"/>
           <w:sz w:val="26"/>
           <w:szCs w:val="26"/>
+          <w:lang w:val="vi-VN"/>
         </w:rPr>
       </w:pPr>
       <w:r>
@@ -1229,6 +1004,7 @@
           <w:color w:val="000000" w:themeColor="text1"/>
           <w:sz w:val="26"/>
           <w:szCs w:val="26"/>
+          <w:lang w:val="vi-VN"/>
         </w:rPr>
         <w:t>NGƯỜI ỦY QUYỀN</w:t>
       </w:r>
@@ -1240,6 +1016,7 @@
           <w:color w:val="000000" w:themeColor="text1"/>
           <w:sz w:val="26"/>
           <w:szCs w:val="26"/>
+          <w:lang w:val="vi-VN"/>
         </w:rPr>
         <w:br/>
       </w:r>
@@ -1252,6 +1029,7 @@
           <w:color w:val="000000" w:themeColor="text1"/>
           <w:sz w:val="26"/>
           <w:szCs w:val="26"/>
+          <w:lang w:val="vi-VN"/>
         </w:rPr>
       </w:pPr>
     </w:p>
@@ -1263,6 +1041,7 @@
           <w:color w:val="000000" w:themeColor="text1"/>
           <w:sz w:val="26"/>
           <w:szCs w:val="26"/>
+          <w:lang w:val="vi-VN"/>
         </w:rPr>
       </w:pPr>
     </w:p>
@@ -1274,6 +1053,7 @@
           <w:color w:val="000000" w:themeColor="text1"/>
           <w:sz w:val="26"/>
           <w:szCs w:val="26"/>
+          <w:lang w:val="vi-VN"/>
         </w:rPr>
       </w:pPr>
       <w:r>
@@ -1283,7 +1063,7 @@
           <w:color w:val="000000" w:themeColor="text1"/>
           <w:sz w:val="26"/>
           <w:szCs w:val="26"/>
-          <w:lang w:eastAsia="zh-CN"/>
+          <w:lang w:val="vi-VN" w:eastAsia="zh-CN"/>
         </w:rPr>
         <w:t>PHAN THỊ KHÁNH LY</w:t>
       </w:r>
@@ -1299,7 +1079,7 @@
 </file>
 
 <file path=word/endnotes.xml><?xml version="1.0" encoding="utf-8"?>
-<w:endnotes xmlns:wpc="http://schemas.microsoft.com/office/word/2010/wordprocessingCanvas" xmlns:cx="http://schemas.microsoft.com/office/drawing/2014/chartex" xmlns:cx1="http://schemas.microsoft.com/office/drawing/2015/9/8/chartex" xmlns:mc="http://schemas.openxmlformats.org/markup-compatibility/2006" xmlns:o="urn:schemas-microsoft-com:office:office" xmlns:r="http://schemas.openxmlformats.org/officeDocument/2006/relationships" xmlns:m="http://schemas.openxmlformats.org/officeDocument/2006/math" xmlns:v="urn:schemas-microsoft-com:vml" xmlns:wp14="http://schemas.microsoft.com/office/word/2010/wordprocessingDrawing" xmlns:wp="http://schemas.openxmlformats.org/drawingml/2006/wordprocessingDrawing" xmlns:w10="urn:schemas-microsoft-com:office:word" xmlns:w="http://schemas.openxmlformats.org/wordprocessingml/2006/main" xmlns:w14="http://schemas.microsoft.com/office/word/2010/wordml" xmlns:w15="http://schemas.microsoft.com/office/word/2012/wordml" xmlns:w16se="http://schemas.microsoft.com/office/word/2015/wordml/symex" xmlns:wpg="http://schemas.microsoft.com/office/word/2010/wordprocessingGroup" xmlns:wpi="http://schemas.microsoft.com/office/word/2010/wordprocessingInk" xmlns:wne="http://schemas.microsoft.com/office/word/2006/wordml" xmlns:wps="http://schemas.microsoft.com/office/word/2010/wordprocessingShape" mc:Ignorable="w14 w15 w16se wp14">
+<w:endnotes xmlns:wpc="http://schemas.microsoft.com/office/word/2010/wordprocessingCanvas" xmlns:cx="http://schemas.microsoft.com/office/drawing/2014/chartex" xmlns:cx1="http://schemas.microsoft.com/office/drawing/2015/9/8/chartex" xmlns:cx2="http://schemas.microsoft.com/office/drawing/2015/10/21/chartex" xmlns:cx3="http://schemas.microsoft.com/office/drawing/2016/5/9/chartex" xmlns:cx4="http://schemas.microsoft.com/office/drawing/2016/5/10/chartex" xmlns:cx5="http://schemas.microsoft.com/office/drawing/2016/5/11/chartex" xmlns:cx6="http://schemas.microsoft.com/office/drawing/2016/5/12/chartex" xmlns:cx7="http://schemas.microsoft.com/office/drawing/2016/5/13/chartex" xmlns:cx8="http://schemas.microsoft.com/office/drawing/2016/5/14/chartex" xmlns:mc="http://schemas.openxmlformats.org/markup-compatibility/2006" xmlns:aink="http://schemas.microsoft.com/office/drawing/2016/ink" xmlns:am3d="http://schemas.microsoft.com/office/drawing/2017/model3d" xmlns:o="urn:schemas-microsoft-com:office:office" xmlns:oel="http://schemas.microsoft.com/office/2019/extlst" xmlns:r="http://schemas.openxmlformats.org/officeDocument/2006/relationships" xmlns:m="http://schemas.openxmlformats.org/officeDocument/2006/math" xmlns:v="urn:schemas-microsoft-com:vml" xmlns:wp14="http://schemas.microsoft.com/office/word/2010/wordprocessingDrawing" xmlns:wp="http://schemas.openxmlformats.org/drawingml/2006/wordprocessingDrawing" xmlns:w10="urn:schemas-microsoft-com:office:word" xmlns:w="http://schemas.openxmlformats.org/wordprocessingml/2006/main" xmlns:w14="http://schemas.microsoft.com/office/word/2010/wordml" xmlns:w15="http://schemas.microsoft.com/office/word/2012/wordml" xmlns:w16cex="http://schemas.microsoft.com/office/word/2018/wordml/cex" xmlns:w16cid="http://schemas.microsoft.com/office/word/2016/wordml/cid" xmlns:w16="http://schemas.microsoft.com/office/word/2018/wordml" xmlns:w16du="http://schemas.microsoft.com/office/word/2023/wordml/word16du" xmlns:w16sdtdh="http://schemas.microsoft.com/office/word/2020/wordml/sdtdatahash" xmlns:w16sdtfl="http://schemas.microsoft.com/office/word/2024/wordml/sdtformatlock" xmlns:w16se="http://schemas.microsoft.com/office/word/2015/wordml/symex" xmlns:wpg="http://schemas.microsoft.com/office/word/2010/wordprocessingGroup" xmlns:wpi="http://schemas.microsoft.com/office/word/2010/wordprocessingInk" xmlns:wne="http://schemas.microsoft.com/office/word/2006/wordml" xmlns:wps="http://schemas.microsoft.com/office/word/2010/wordprocessingShape" mc:Ignorable="w14 w15 w16se w16cid w16 w16cex w16sdtdh w16sdtfl w16du wp14">
   <w:endnote w:type="separator" w:id="-1">
     <w:p>
       <w:pPr>
@@ -1324,7 +1104,7 @@
 </file>
 
 <file path=word/footnotes.xml><?xml version="1.0" encoding="utf-8"?>
-<w:footnotes xmlns:wpc="http://schemas.microsoft.com/office/word/2010/wordprocessingCanvas" xmlns:cx="http://schemas.microsoft.com/office/drawing/2014/chartex" xmlns:cx1="http://schemas.microsoft.com/office/drawing/2015/9/8/chartex" xmlns:mc="http://schemas.openxmlformats.org/markup-compatibility/2006" xmlns:o="urn:schemas-microsoft-com:office:office" xmlns:r="http://schemas.openxmlformats.org/officeDocument/2006/relationships" xmlns:m="http://schemas.openxmlformats.org/officeDocument/2006/math" xmlns:v="urn:schemas-microsoft-com:vml" xmlns:wp14="http://schemas.microsoft.com/office/word/2010/wordprocessingDrawing" xmlns:wp="http://schemas.openxmlformats.org/drawingml/2006/wordprocessingDrawing" xmlns:w10="urn:schemas-microsoft-com:office:word" xmlns:w="http://schemas.openxmlformats.org/wordprocessingml/2006/main" xmlns:w14="http://schemas.microsoft.com/office/word/2010/wordml" xmlns:w15="http://schemas.microsoft.com/office/word/2012/wordml" xmlns:w16se="http://schemas.microsoft.com/office/word/2015/wordml/symex" xmlns:wpg="http://schemas.microsoft.com/office/word/2010/wordprocessingGroup" xmlns:wpi="http://schemas.microsoft.com/office/word/2010/wordprocessingInk" xmlns:wne="http://schemas.microsoft.com/office/word/2006/wordml" xmlns:wps="http://schemas.microsoft.com/office/word/2010/wordprocessingShape" mc:Ignorable="w14 w15 w16se wp14">
+<w:footnotes xmlns:wpc="http://schemas.microsoft.com/office/word/2010/wordprocessingCanvas" xmlns:cx="http://schemas.microsoft.com/office/drawing/2014/chartex" xmlns:cx1="http://schemas.microsoft.com/office/drawing/2015/9/8/chartex" xmlns:cx2="http://schemas.microsoft.com/office/drawing/2015/10/21/chartex" xmlns:cx3="http://schemas.microsoft.com/office/drawing/2016/5/9/chartex" xmlns:cx4="http://schemas.microsoft.com/office/drawing/2016/5/10/chartex" xmlns:cx5="http://schemas.microsoft.com/office/drawing/2016/5/11/chartex" xmlns:cx6="http://schemas.microsoft.com/office/drawing/2016/5/12/chartex" xmlns:cx7="http://schemas.microsoft.com/office/drawing/2016/5/13/chartex" xmlns:cx8="http://schemas.microsoft.com/office/drawing/2016/5/14/chartex" xmlns:mc="http://schemas.openxmlformats.org/markup-compatibility/2006" xmlns:aink="http://schemas.microsoft.com/office/drawing/2016/ink" xmlns:am3d="http://schemas.microsoft.com/office/drawing/2017/model3d" xmlns:o="urn:schemas-microsoft-com:office:office" xmlns:oel="http://schemas.microsoft.com/office/2019/extlst" xmlns:r="http://schemas.openxmlformats.org/officeDocument/2006/relationships" xmlns:m="http://schemas.openxmlformats.org/officeDocument/2006/math" xmlns:v="urn:schemas-microsoft-com:vml" xmlns:wp14="http://schemas.microsoft.com/office/word/2010/wordprocessingDrawing" xmlns:wp="http://schemas.openxmlformats.org/drawingml/2006/wordprocessingDrawing" xmlns:w10="urn:schemas-microsoft-com:office:word" xmlns:w="http://schemas.openxmlformats.org/wordprocessingml/2006/main" xmlns:w14="http://schemas.microsoft.com/office/word/2010/wordml" xmlns:w15="http://schemas.microsoft.com/office/word/2012/wordml" xmlns:w16cex="http://schemas.microsoft.com/office/word/2018/wordml/cex" xmlns:w16cid="http://schemas.microsoft.com/office/word/2016/wordml/cid" xmlns:w16="http://schemas.microsoft.com/office/word/2018/wordml" xmlns:w16du="http://schemas.microsoft.com/office/word/2023/wordml/word16du" xmlns:w16sdtdh="http://schemas.microsoft.com/office/word/2020/wordml/sdtdatahash" xmlns:w16sdtfl="http://schemas.microsoft.com/office/word/2024/wordml/sdtformatlock" xmlns:w16se="http://schemas.microsoft.com/office/word/2015/wordml/symex" xmlns:wpg="http://schemas.microsoft.com/office/word/2010/wordprocessingGroup" xmlns:wpi="http://schemas.microsoft.com/office/word/2010/wordprocessingInk" xmlns:wne="http://schemas.microsoft.com/office/word/2006/wordml" xmlns:wps="http://schemas.microsoft.com/office/word/2010/wordprocessingShape" mc:Ignorable="w14 w15 w16se w16cid w16 w16cex w16sdtdh w16sdtfl w16du wp14">
   <w:footnote w:type="separator" w:id="-1">
     <w:p>
       <w:pPr>
@@ -1349,7 +1129,7 @@
 </file>
 
 <file path=word/numbering.xml><?xml version="1.0" encoding="utf-8"?>
-<w:numbering xmlns:wpc="http://schemas.microsoft.com/office/word/2010/wordprocessingCanvas" xmlns:cx="http://schemas.microsoft.com/office/drawing/2014/chartex" xmlns:cx1="http://schemas.microsoft.com/office/drawing/2015/9/8/chartex" xmlns:mc="http://schemas.openxmlformats.org/markup-compatibility/2006" xmlns:o="urn:schemas-microsoft-com:office:office" xmlns:r="http://schemas.openxmlformats.org/officeDocument/2006/relationships" xmlns:m="http://schemas.openxmlformats.org/officeDocument/2006/math" xmlns:v="urn:schemas-microsoft-com:vml" xmlns:wp14="http://schemas.microsoft.com/office/word/2010/wordprocessingDrawing" xmlns:wp="http://schemas.openxmlformats.org/drawingml/2006/wordprocessingDrawing" xmlns:w10="urn:schemas-microsoft-com:office:word" xmlns:w="http://schemas.openxmlformats.org/wordprocessingml/2006/main" xmlns:w14="http://schemas.microsoft.com/office/word/2010/wordml" xmlns:w15="http://schemas.microsoft.com/office/word/2012/wordml" xmlns:w16se="http://schemas.microsoft.com/office/word/2015/wordml/symex" xmlns:wpg="http://schemas.microsoft.com/office/word/2010/wordprocessingGroup" xmlns:wpi="http://schemas.microsoft.com/office/word/2010/wordprocessingInk" xmlns:wne="http://schemas.microsoft.com/office/word/2006/wordml" xmlns:wps="http://schemas.microsoft.com/office/word/2010/wordprocessingShape" mc:Ignorable="w14 w15 w16se wp14">
+<w:numbering xmlns:wpc="http://schemas.microsoft.com/office/word/2010/wordprocessingCanvas" xmlns:cx="http://schemas.microsoft.com/office/drawing/2014/chartex" xmlns:cx1="http://schemas.microsoft.com/office/drawing/2015/9/8/chartex" xmlns:cx2="http://schemas.microsoft.com/office/drawing/2015/10/21/chartex" xmlns:cx3="http://schemas.microsoft.com/office/drawing/2016/5/9/chartex" xmlns:cx4="http://schemas.microsoft.com/office/drawing/2016/5/10/chartex" xmlns:cx5="http://schemas.microsoft.com/office/drawing/2016/5/11/chartex" xmlns:cx6="http://schemas.microsoft.com/office/drawing/2016/5/12/chartex" xmlns:cx7="http://schemas.microsoft.com/office/drawing/2016/5/13/chartex" xmlns:cx8="http://schemas.microsoft.com/office/drawing/2016/5/14/chartex" xmlns:mc="http://schemas.openxmlformats.org/markup-compatibility/2006" xmlns:aink="http://schemas.microsoft.com/office/drawing/2016/ink" xmlns:am3d="http://schemas.microsoft.com/office/drawing/2017/model3d" xmlns:o="urn:schemas-microsoft-com:office:office" xmlns:oel="http://schemas.microsoft.com/office/2019/extlst" xmlns:r="http://schemas.openxmlformats.org/officeDocument/2006/relationships" xmlns:m="http://schemas.openxmlformats.org/officeDocument/2006/math" xmlns:v="urn:schemas-microsoft-com:vml" xmlns:wp14="http://schemas.microsoft.com/office/word/2010/wordprocessingDrawing" xmlns:wp="http://schemas.openxmlformats.org/drawingml/2006/wordprocessingDrawing" xmlns:w10="urn:schemas-microsoft-com:office:word" xmlns:w="http://schemas.openxmlformats.org/wordprocessingml/2006/main" xmlns:w14="http://schemas.microsoft.com/office/word/2010/wordml" xmlns:w15="http://schemas.microsoft.com/office/word/2012/wordml" xmlns:w16cex="http://schemas.microsoft.com/office/word/2018/wordml/cex" xmlns:w16cid="http://schemas.microsoft.com/office/word/2016/wordml/cid" xmlns:w16="http://schemas.microsoft.com/office/word/2018/wordml" xmlns:w16du="http://schemas.microsoft.com/office/word/2023/wordml/word16du" xmlns:w16sdtdh="http://schemas.microsoft.com/office/word/2020/wordml/sdtdatahash" xmlns:w16sdtfl="http://schemas.microsoft.com/office/word/2024/wordml/sdtformatlock" xmlns:w16se="http://schemas.microsoft.com/office/word/2015/wordml/symex" xmlns:wpg="http://schemas.microsoft.com/office/word/2010/wordprocessingGroup" xmlns:wpi="http://schemas.microsoft.com/office/word/2010/wordprocessingInk" xmlns:wne="http://schemas.microsoft.com/office/word/2006/wordml" xmlns:wps="http://schemas.microsoft.com/office/word/2010/wordprocessingShape" mc:Ignorable="w14 w15 w16se w16cid w16 w16cex w16sdtdh w16sdtfl w16du wp14">
   <w:abstractNum w:abstractNumId="0" w15:restartNumberingAfterBreak="0">
     <w:nsid w:val="2EB414B8"/>
     <w:multiLevelType w:val="singleLevel"/>
@@ -1361,14 +1141,14 @@
       <w:lvlJc w:val="left"/>
     </w:lvl>
   </w:abstractNum>
-  <w:num w:numId="1">
+  <w:num w:numId="1" w16cid:durableId="566309541">
     <w:abstractNumId w:val="0"/>
   </w:num>
 </w:numbering>
 </file>
 
 <file path=word/styles.xml><?xml version="1.0" encoding="utf-8"?>
-<w:styles xmlns:mc="http://schemas.openxmlformats.org/markup-compatibility/2006" xmlns:r="http://schemas.openxmlformats.org/officeDocument/2006/relationships" xmlns:w="http://schemas.openxmlformats.org/wordprocessingml/2006/main" xmlns:w14="http://schemas.microsoft.com/office/word/2010/wordml" xmlns:w15="http://schemas.microsoft.com/office/word/2012/wordml" xmlns:w16se="http://schemas.microsoft.com/office/word/2015/wordml/symex" mc:Ignorable="w14 w15 w16se">
+<w:styles xmlns:mc="http://schemas.openxmlformats.org/markup-compatibility/2006" xmlns:r="http://schemas.openxmlformats.org/officeDocument/2006/relationships" xmlns:w="http://schemas.openxmlformats.org/wordprocessingml/2006/main" xmlns:w14="http://schemas.microsoft.com/office/word/2010/wordml" xmlns:w15="http://schemas.microsoft.com/office/word/2012/wordml" xmlns:w16cex="http://schemas.microsoft.com/office/word/2018/wordml/cex" xmlns:w16cid="http://schemas.microsoft.com/office/word/2016/wordml/cid" xmlns:w16="http://schemas.microsoft.com/office/word/2018/wordml" xmlns:w16du="http://schemas.microsoft.com/office/word/2023/wordml/word16du" xmlns:w16sdtdh="http://schemas.microsoft.com/office/word/2020/wordml/sdtdatahash" xmlns:w16sdtfl="http://schemas.microsoft.com/office/word/2024/wordml/sdtformatlock" xmlns:w16se="http://schemas.microsoft.com/office/word/2015/wordml/symex" mc:Ignorable="w14 w15 w16se w16cid w16 w16cex w16sdtdh w16sdtfl w16du">
   <w:docDefaults>
     <w:rPrDefault>
       <w:rPr>
@@ -1378,7 +1158,7 @@
     </w:rPrDefault>
     <w:pPrDefault/>
   </w:docDefaults>
-  <w:latentStyles w:defLockedState="0" w:defUIPriority="99" w:defSemiHidden="0" w:defUnhideWhenUsed="0" w:defQFormat="0" w:count="371">
+  <w:latentStyles w:defLockedState="0" w:defUIPriority="99" w:defSemiHidden="0" w:defUnhideWhenUsed="0" w:defQFormat="0" w:count="376">
     <w:lsdException w:name="Normal" w:uiPriority="0" w:qFormat="1"/>
     <w:lsdException w:name="heading 1" w:uiPriority="9" w:qFormat="1"/>
     <w:lsdException w:name="heading 2" w:semiHidden="1" w:uiPriority="9" w:unhideWhenUsed="1" w:qFormat="1"/>
@@ -1747,6 +1527,11 @@
     <w:lsdException w:name="List Table 5 Dark Accent 6" w:uiPriority="50"/>
     <w:lsdException w:name="List Table 6 Colorful Accent 6" w:uiPriority="51"/>
     <w:lsdException w:name="List Table 7 Colorful Accent 6" w:uiPriority="52"/>
+    <w:lsdException w:name="Mention" w:semiHidden="1" w:unhideWhenUsed="1"/>
+    <w:lsdException w:name="Smart Hyperlink" w:semiHidden="1" w:unhideWhenUsed="1"/>
+    <w:lsdException w:name="Hashtag" w:semiHidden="1" w:unhideWhenUsed="1"/>
+    <w:lsdException w:name="Unresolved Mention" w:semiHidden="1" w:unhideWhenUsed="1"/>
+    <w:lsdException w:name="Smart Link" w:semiHidden="1" w:unhideWhenUsed="1"/>
   </w:latentStyles>
   <w:style w:type="paragraph" w:default="1" w:styleId="Normal">
     <w:name w:val="Normal"/>
@@ -1763,7 +1548,6 @@
   <w:style w:type="character" w:default="1" w:styleId="DefaultParagraphFont">
     <w:name w:val="Default Paragraph Font"/>
     <w:uiPriority w:val="1"/>
-    <w:semiHidden/>
     <w:unhideWhenUsed/>
   </w:style>
   <w:style w:type="table" w:default="1" w:styleId="TableNormal">

--- a/CÔNG TY TNHH VINBRIC TECH/Vinbric_TamDungHoatDong/Vinbric_GiayUyQuyen.docx
+++ b/CÔNG TY TNHH VINBRIC TECH/Vinbric_TamDungHoatDong/Vinbric_GiayUyQuyen.docx
@@ -1,6 +1,6 @@
 
 <file path=word/document.xml><?xml version="1.0" encoding="utf-8"?>
-<w:document xmlns:wpc="http://schemas.microsoft.com/office/word/2010/wordprocessingCanvas" xmlns:cx="http://schemas.microsoft.com/office/drawing/2014/chartex" xmlns:cx1="http://schemas.microsoft.com/office/drawing/2015/9/8/chartex" xmlns:cx2="http://schemas.microsoft.com/office/drawing/2015/10/21/chartex" xmlns:cx3="http://schemas.microsoft.com/office/drawing/2016/5/9/chartex" xmlns:cx4="http://schemas.microsoft.com/office/drawing/2016/5/10/chartex" xmlns:cx5="http://schemas.microsoft.com/office/drawing/2016/5/11/chartex" xmlns:cx6="http://schemas.microsoft.com/office/drawing/2016/5/12/chartex" xmlns:cx7="http://schemas.microsoft.com/office/drawing/2016/5/13/chartex" xmlns:cx8="http://schemas.microsoft.com/office/drawing/2016/5/14/chartex" xmlns:mc="http://schemas.openxmlformats.org/markup-compatibility/2006" xmlns:aink="http://schemas.microsoft.com/office/drawing/2016/ink" xmlns:am3d="http://schemas.microsoft.com/office/drawing/2017/model3d" xmlns:o="urn:schemas-microsoft-com:office:office" xmlns:oel="http://schemas.microsoft.com/office/2019/extlst" xmlns:r="http://schemas.openxmlformats.org/officeDocument/2006/relationships" xmlns:m="http://schemas.openxmlformats.org/officeDocument/2006/math" xmlns:v="urn:schemas-microsoft-com:vml" xmlns:wp14="http://schemas.microsoft.com/office/word/2010/wordprocessingDrawing" xmlns:wp="http://schemas.openxmlformats.org/drawingml/2006/wordprocessingDrawing" xmlns:w10="urn:schemas-microsoft-com:office:word" xmlns:w="http://schemas.openxmlformats.org/wordprocessingml/2006/main" xmlns:w14="http://schemas.microsoft.com/office/word/2010/wordml" xmlns:w15="http://schemas.microsoft.com/office/word/2012/wordml" xmlns:w16cex="http://schemas.microsoft.com/office/word/2018/wordml/cex" xmlns:w16cid="http://schemas.microsoft.com/office/word/2016/wordml/cid" xmlns:w16="http://schemas.microsoft.com/office/word/2018/wordml" xmlns:w16du="http://schemas.microsoft.com/office/word/2023/wordml/word16du" xmlns:w16sdtdh="http://schemas.microsoft.com/office/word/2020/wordml/sdtdatahash" xmlns:w16sdtfl="http://schemas.microsoft.com/office/word/2024/wordml/sdtformatlock" xmlns:w16se="http://schemas.microsoft.com/office/word/2015/wordml/symex" xmlns:wpg="http://schemas.microsoft.com/office/word/2010/wordprocessingGroup" xmlns:wpi="http://schemas.microsoft.com/office/word/2010/wordprocessingInk" xmlns:wne="http://schemas.microsoft.com/office/word/2006/wordml" xmlns:wps="http://schemas.microsoft.com/office/word/2010/wordprocessingShape" mc:Ignorable="w14 w15 w16se w16cid w16 w16cex w16sdtdh w16sdtfl w16du wp14">
+<w:document xmlns:wpc="http://schemas.microsoft.com/office/word/2010/wordprocessingCanvas" xmlns:cx="http://schemas.microsoft.com/office/drawing/2014/chartex" xmlns:cx1="http://schemas.microsoft.com/office/drawing/2015/9/8/chartex" xmlns:mc="http://schemas.openxmlformats.org/markup-compatibility/2006" xmlns:o="urn:schemas-microsoft-com:office:office" xmlns:r="http://schemas.openxmlformats.org/officeDocument/2006/relationships" xmlns:m="http://schemas.openxmlformats.org/officeDocument/2006/math" xmlns:v="urn:schemas-microsoft-com:vml" xmlns:wp14="http://schemas.microsoft.com/office/word/2010/wordprocessingDrawing" xmlns:wp="http://schemas.openxmlformats.org/drawingml/2006/wordprocessingDrawing" xmlns:w10="urn:schemas-microsoft-com:office:word" xmlns:w="http://schemas.openxmlformats.org/wordprocessingml/2006/main" xmlns:w14="http://schemas.microsoft.com/office/word/2010/wordml" xmlns:w15="http://schemas.microsoft.com/office/word/2012/wordml" xmlns:w16se="http://schemas.microsoft.com/office/word/2015/wordml/symex" xmlns:wpg="http://schemas.microsoft.com/office/word/2010/wordprocessingGroup" xmlns:wpi="http://schemas.microsoft.com/office/word/2010/wordprocessingInk" xmlns:wne="http://schemas.microsoft.com/office/word/2006/wordml" xmlns:wps="http://schemas.microsoft.com/office/word/2010/wordprocessingShape" mc:Ignorable="w14 w15 w16se wp14">
   <w:body>
     <w:p>
       <w:pPr>
@@ -102,7 +102,29 @@
           <w:sz w:val="26"/>
           <w:szCs w:val="26"/>
         </w:rPr>
-        <w:t>ngày 11 tháng 08 năm 2026</w:t>
+        <w:t xml:space="preserve">ngày </w:t>
+      </w:r>
+      <w:r>
+        <w:rPr>
+          <w:rFonts w:ascii="Times New Roman" w:hAnsi="Times New Roman" w:cs="Times New Roman"/>
+          <w:i/>
+          <w:iCs/>
+          <w:color w:val="000000" w:themeColor="text1"/>
+          <w:sz w:val="26"/>
+          <w:szCs w:val="26"/>
+        </w:rPr>
+        <w:t>24</w:t>
+      </w:r>
+      <w:r>
+        <w:rPr>
+          <w:rFonts w:ascii="Times New Roman" w:hAnsi="Times New Roman" w:cs="Times New Roman"/>
+          <w:i/>
+          <w:iCs/>
+          <w:color w:val="000000" w:themeColor="text1"/>
+          <w:sz w:val="26"/>
+          <w:szCs w:val="26"/>
+        </w:rPr>
+        <w:t xml:space="preserve"> tháng 08 năm 2026</w:t>
       </w:r>
     </w:p>
     <w:p>
@@ -962,7 +984,28 @@
           <w:szCs w:val="26"/>
           <w:lang w:val="vi-VN"/>
         </w:rPr>
-        <w:t>Giấy Ủy quyền này có hiệu lực kể từ ngày 11 tháng 08 năm 2026</w:t>
+        <w:t xml:space="preserve">Giấy Ủy quyền này có hiệu lực kể từ ngày </w:t>
+      </w:r>
+      <w:r>
+        <w:rPr>
+          <w:rFonts w:ascii="Times New Roman" w:hAnsi="Times New Roman" w:cs="Times New Roman"/>
+          <w:color w:val="000000" w:themeColor="text1"/>
+          <w:sz w:val="26"/>
+          <w:szCs w:val="26"/>
+        </w:rPr>
+        <w:t>24</w:t>
+      </w:r>
+      <w:bookmarkStart w:id="0" w:name="_GoBack"/>
+      <w:bookmarkEnd w:id="0"/>
+      <w:r>
+        <w:rPr>
+          <w:rFonts w:ascii="Times New Roman" w:hAnsi="Times New Roman" w:cs="Times New Roman"/>
+          <w:color w:val="000000" w:themeColor="text1"/>
+          <w:sz w:val="26"/>
+          <w:szCs w:val="26"/>
+          <w:lang w:val="vi-VN"/>
+        </w:rPr>
+        <w:t xml:space="preserve"> tháng 08 năm 2026</w:t>
       </w:r>
       <w:r>
         <w:rPr>
@@ -1079,7 +1122,7 @@
 </file>
 
 <file path=word/endnotes.xml><?xml version="1.0" encoding="utf-8"?>
-<w:endnotes xmlns:wpc="http://schemas.microsoft.com/office/word/2010/wordprocessingCanvas" xmlns:cx="http://schemas.microsoft.com/office/drawing/2014/chartex" xmlns:cx1="http://schemas.microsoft.com/office/drawing/2015/9/8/chartex" xmlns:cx2="http://schemas.microsoft.com/office/drawing/2015/10/21/chartex" xmlns:cx3="http://schemas.microsoft.com/office/drawing/2016/5/9/chartex" xmlns:cx4="http://schemas.microsoft.com/office/drawing/2016/5/10/chartex" xmlns:cx5="http://schemas.microsoft.com/office/drawing/2016/5/11/chartex" xmlns:cx6="http://schemas.microsoft.com/office/drawing/2016/5/12/chartex" xmlns:cx7="http://schemas.microsoft.com/office/drawing/2016/5/13/chartex" xmlns:cx8="http://schemas.microsoft.com/office/drawing/2016/5/14/chartex" xmlns:mc="http://schemas.openxmlformats.org/markup-compatibility/2006" xmlns:aink="http://schemas.microsoft.com/office/drawing/2016/ink" xmlns:am3d="http://schemas.microsoft.com/office/drawing/2017/model3d" xmlns:o="urn:schemas-microsoft-com:office:office" xmlns:oel="http://schemas.microsoft.com/office/2019/extlst" xmlns:r="http://schemas.openxmlformats.org/officeDocument/2006/relationships" xmlns:m="http://schemas.openxmlformats.org/officeDocument/2006/math" xmlns:v="urn:schemas-microsoft-com:vml" xmlns:wp14="http://schemas.microsoft.com/office/word/2010/wordprocessingDrawing" xmlns:wp="http://schemas.openxmlformats.org/drawingml/2006/wordprocessingDrawing" xmlns:w10="urn:schemas-microsoft-com:office:word" xmlns:w="http://schemas.openxmlformats.org/wordprocessingml/2006/main" xmlns:w14="http://schemas.microsoft.com/office/word/2010/wordml" xmlns:w15="http://schemas.microsoft.com/office/word/2012/wordml" xmlns:w16cex="http://schemas.microsoft.com/office/word/2018/wordml/cex" xmlns:w16cid="http://schemas.microsoft.com/office/word/2016/wordml/cid" xmlns:w16="http://schemas.microsoft.com/office/word/2018/wordml" xmlns:w16du="http://schemas.microsoft.com/office/word/2023/wordml/word16du" xmlns:w16sdtdh="http://schemas.microsoft.com/office/word/2020/wordml/sdtdatahash" xmlns:w16sdtfl="http://schemas.microsoft.com/office/word/2024/wordml/sdtformatlock" xmlns:w16se="http://schemas.microsoft.com/office/word/2015/wordml/symex" xmlns:wpg="http://schemas.microsoft.com/office/word/2010/wordprocessingGroup" xmlns:wpi="http://schemas.microsoft.com/office/word/2010/wordprocessingInk" xmlns:wne="http://schemas.microsoft.com/office/word/2006/wordml" xmlns:wps="http://schemas.microsoft.com/office/word/2010/wordprocessingShape" mc:Ignorable="w14 w15 w16se w16cid w16 w16cex w16sdtdh w16sdtfl w16du wp14">
+<w:endnotes xmlns:wpc="http://schemas.microsoft.com/office/word/2010/wordprocessingCanvas" xmlns:cx="http://schemas.microsoft.com/office/drawing/2014/chartex" xmlns:cx1="http://schemas.microsoft.com/office/drawing/2015/9/8/chartex" xmlns:mc="http://schemas.openxmlformats.org/markup-compatibility/2006" xmlns:o="urn:schemas-microsoft-com:office:office" xmlns:r="http://schemas.openxmlformats.org/officeDocument/2006/relationships" xmlns:m="http://schemas.openxmlformats.org/officeDocument/2006/math" xmlns:v="urn:schemas-microsoft-com:vml" xmlns:wp14="http://schemas.microsoft.com/office/word/2010/wordprocessingDrawing" xmlns:wp="http://schemas.openxmlformats.org/drawingml/2006/wordprocessingDrawing" xmlns:w10="urn:schemas-microsoft-com:office:word" xmlns:w="http://schemas.openxmlformats.org/wordprocessingml/2006/main" xmlns:w14="http://schemas.microsoft.com/office/word/2010/wordml" xmlns:w15="http://schemas.microsoft.com/office/word/2012/wordml" xmlns:w16se="http://schemas.microsoft.com/office/word/2015/wordml/symex" xmlns:wpg="http://schemas.microsoft.com/office/word/2010/wordprocessingGroup" xmlns:wpi="http://schemas.microsoft.com/office/word/2010/wordprocessingInk" xmlns:wne="http://schemas.microsoft.com/office/word/2006/wordml" xmlns:wps="http://schemas.microsoft.com/office/word/2010/wordprocessingShape" mc:Ignorable="w14 w15 w16se wp14">
   <w:endnote w:type="separator" w:id="-1">
     <w:p>
       <w:pPr>
@@ -1104,7 +1147,7 @@
 </file>
 
 <file path=word/footnotes.xml><?xml version="1.0" encoding="utf-8"?>
-<w:footnotes xmlns:wpc="http://schemas.microsoft.com/office/word/2010/wordprocessingCanvas" xmlns:cx="http://schemas.microsoft.com/office/drawing/2014/chartex" xmlns:cx1="http://schemas.microsoft.com/office/drawing/2015/9/8/chartex" xmlns:cx2="http://schemas.microsoft.com/office/drawing/2015/10/21/chartex" xmlns:cx3="http://schemas.microsoft.com/office/drawing/2016/5/9/chartex" xmlns:cx4="http://schemas.microsoft.com/office/drawing/2016/5/10/chartex" xmlns:cx5="http://schemas.microsoft.com/office/drawing/2016/5/11/chartex" xmlns:cx6="http://schemas.microsoft.com/office/drawing/2016/5/12/chartex" xmlns:cx7="http://schemas.microsoft.com/office/drawing/2016/5/13/chartex" xmlns:cx8="http://schemas.microsoft.com/office/drawing/2016/5/14/chartex" xmlns:mc="http://schemas.openxmlformats.org/markup-compatibility/2006" xmlns:aink="http://schemas.microsoft.com/office/drawing/2016/ink" xmlns:am3d="http://schemas.microsoft.com/office/drawing/2017/model3d" xmlns:o="urn:schemas-microsoft-com:office:office" xmlns:oel="http://schemas.microsoft.com/office/2019/extlst" xmlns:r="http://schemas.openxmlformats.org/officeDocument/2006/relationships" xmlns:m="http://schemas.openxmlformats.org/officeDocument/2006/math" xmlns:v="urn:schemas-microsoft-com:vml" xmlns:wp14="http://schemas.microsoft.com/office/word/2010/wordprocessingDrawing" xmlns:wp="http://schemas.openxmlformats.org/drawingml/2006/wordprocessingDrawing" xmlns:w10="urn:schemas-microsoft-com:office:word" xmlns:w="http://schemas.openxmlformats.org/wordprocessingml/2006/main" xmlns:w14="http://schemas.microsoft.com/office/word/2010/wordml" xmlns:w15="http://schemas.microsoft.com/office/word/2012/wordml" xmlns:w16cex="http://schemas.microsoft.com/office/word/2018/wordml/cex" xmlns:w16cid="http://schemas.microsoft.com/office/word/2016/wordml/cid" xmlns:w16="http://schemas.microsoft.com/office/word/2018/wordml" xmlns:w16du="http://schemas.microsoft.com/office/word/2023/wordml/word16du" xmlns:w16sdtdh="http://schemas.microsoft.com/office/word/2020/wordml/sdtdatahash" xmlns:w16sdtfl="http://schemas.microsoft.com/office/word/2024/wordml/sdtformatlock" xmlns:w16se="http://schemas.microsoft.com/office/word/2015/wordml/symex" xmlns:wpg="http://schemas.microsoft.com/office/word/2010/wordprocessingGroup" xmlns:wpi="http://schemas.microsoft.com/office/word/2010/wordprocessingInk" xmlns:wne="http://schemas.microsoft.com/office/word/2006/wordml" xmlns:wps="http://schemas.microsoft.com/office/word/2010/wordprocessingShape" mc:Ignorable="w14 w15 w16se w16cid w16 w16cex w16sdtdh w16sdtfl w16du wp14">
+<w:footnotes xmlns:wpc="http://schemas.microsoft.com/office/word/2010/wordprocessingCanvas" xmlns:cx="http://schemas.microsoft.com/office/drawing/2014/chartex" xmlns:cx1="http://schemas.microsoft.com/office/drawing/2015/9/8/chartex" xmlns:mc="http://schemas.openxmlformats.org/markup-compatibility/2006" xmlns:o="urn:schemas-microsoft-com:office:office" xmlns:r="http://schemas.openxmlformats.org/officeDocument/2006/relationships" xmlns:m="http://schemas.openxmlformats.org/officeDocument/2006/math" xmlns:v="urn:schemas-microsoft-com:vml" xmlns:wp14="http://schemas.microsoft.com/office/word/2010/wordprocessingDrawing" xmlns:wp="http://schemas.openxmlformats.org/drawingml/2006/wordprocessingDrawing" xmlns:w10="urn:schemas-microsoft-com:office:word" xmlns:w="http://schemas.openxmlformats.org/wordprocessingml/2006/main" xmlns:w14="http://schemas.microsoft.com/office/word/2010/wordml" xmlns:w15="http://schemas.microsoft.com/office/word/2012/wordml" xmlns:w16se="http://schemas.microsoft.com/office/word/2015/wordml/symex" xmlns:wpg="http://schemas.microsoft.com/office/word/2010/wordprocessingGroup" xmlns:wpi="http://schemas.microsoft.com/office/word/2010/wordprocessingInk" xmlns:wne="http://schemas.microsoft.com/office/word/2006/wordml" xmlns:wps="http://schemas.microsoft.com/office/word/2010/wordprocessingShape" mc:Ignorable="w14 w15 w16se wp14">
   <w:footnote w:type="separator" w:id="-1">
     <w:p>
       <w:pPr>
@@ -1129,7 +1172,7 @@
 </file>
 
 <file path=word/numbering.xml><?xml version="1.0" encoding="utf-8"?>
-<w:numbering xmlns:wpc="http://schemas.microsoft.com/office/word/2010/wordprocessingCanvas" xmlns:cx="http://schemas.microsoft.com/office/drawing/2014/chartex" xmlns:cx1="http://schemas.microsoft.com/office/drawing/2015/9/8/chartex" xmlns:cx2="http://schemas.microsoft.com/office/drawing/2015/10/21/chartex" xmlns:cx3="http://schemas.microsoft.com/office/drawing/2016/5/9/chartex" xmlns:cx4="http://schemas.microsoft.com/office/drawing/2016/5/10/chartex" xmlns:cx5="http://schemas.microsoft.com/office/drawing/2016/5/11/chartex" xmlns:cx6="http://schemas.microsoft.com/office/drawing/2016/5/12/chartex" xmlns:cx7="http://schemas.microsoft.com/office/drawing/2016/5/13/chartex" xmlns:cx8="http://schemas.microsoft.com/office/drawing/2016/5/14/chartex" xmlns:mc="http://schemas.openxmlformats.org/markup-compatibility/2006" xmlns:aink="http://schemas.microsoft.com/office/drawing/2016/ink" xmlns:am3d="http://schemas.microsoft.com/office/drawing/2017/model3d" xmlns:o="urn:schemas-microsoft-com:office:office" xmlns:oel="http://schemas.microsoft.com/office/2019/extlst" xmlns:r="http://schemas.openxmlformats.org/officeDocument/2006/relationships" xmlns:m="http://schemas.openxmlformats.org/officeDocument/2006/math" xmlns:v="urn:schemas-microsoft-com:vml" xmlns:wp14="http://schemas.microsoft.com/office/word/2010/wordprocessingDrawing" xmlns:wp="http://schemas.openxmlformats.org/drawingml/2006/wordprocessingDrawing" xmlns:w10="urn:schemas-microsoft-com:office:word" xmlns:w="http://schemas.openxmlformats.org/wordprocessingml/2006/main" xmlns:w14="http://schemas.microsoft.com/office/word/2010/wordml" xmlns:w15="http://schemas.microsoft.com/office/word/2012/wordml" xmlns:w16cex="http://schemas.microsoft.com/office/word/2018/wordml/cex" xmlns:w16cid="http://schemas.microsoft.com/office/word/2016/wordml/cid" xmlns:w16="http://schemas.microsoft.com/office/word/2018/wordml" xmlns:w16du="http://schemas.microsoft.com/office/word/2023/wordml/word16du" xmlns:w16sdtdh="http://schemas.microsoft.com/office/word/2020/wordml/sdtdatahash" xmlns:w16sdtfl="http://schemas.microsoft.com/office/word/2024/wordml/sdtformatlock" xmlns:w16se="http://schemas.microsoft.com/office/word/2015/wordml/symex" xmlns:wpg="http://schemas.microsoft.com/office/word/2010/wordprocessingGroup" xmlns:wpi="http://schemas.microsoft.com/office/word/2010/wordprocessingInk" xmlns:wne="http://schemas.microsoft.com/office/word/2006/wordml" xmlns:wps="http://schemas.microsoft.com/office/word/2010/wordprocessingShape" mc:Ignorable="w14 w15 w16se w16cid w16 w16cex w16sdtdh w16sdtfl w16du wp14">
+<w:numbering xmlns:wpc="http://schemas.microsoft.com/office/word/2010/wordprocessingCanvas" xmlns:cx="http://schemas.microsoft.com/office/drawing/2014/chartex" xmlns:cx1="http://schemas.microsoft.com/office/drawing/2015/9/8/chartex" xmlns:mc="http://schemas.openxmlformats.org/markup-compatibility/2006" xmlns:o="urn:schemas-microsoft-com:office:office" xmlns:r="http://schemas.openxmlformats.org/officeDocument/2006/relationships" xmlns:m="http://schemas.openxmlformats.org/officeDocument/2006/math" xmlns:v="urn:schemas-microsoft-com:vml" xmlns:wp14="http://schemas.microsoft.com/office/word/2010/wordprocessingDrawing" xmlns:wp="http://schemas.openxmlformats.org/drawingml/2006/wordprocessingDrawing" xmlns:w10="urn:schemas-microsoft-com:office:word" xmlns:w="http://schemas.openxmlformats.org/wordprocessingml/2006/main" xmlns:w14="http://schemas.microsoft.com/office/word/2010/wordml" xmlns:w15="http://schemas.microsoft.com/office/word/2012/wordml" xmlns:w16se="http://schemas.microsoft.com/office/word/2015/wordml/symex" xmlns:wpg="http://schemas.microsoft.com/office/word/2010/wordprocessingGroup" xmlns:wpi="http://schemas.microsoft.com/office/word/2010/wordprocessingInk" xmlns:wne="http://schemas.microsoft.com/office/word/2006/wordml" xmlns:wps="http://schemas.microsoft.com/office/word/2010/wordprocessingShape" mc:Ignorable="w14 w15 w16se wp14">
   <w:abstractNum w:abstractNumId="0" w15:restartNumberingAfterBreak="0">
     <w:nsid w:val="2EB414B8"/>
     <w:multiLevelType w:val="singleLevel"/>
@@ -1141,14 +1184,14 @@
       <w:lvlJc w:val="left"/>
     </w:lvl>
   </w:abstractNum>
-  <w:num w:numId="1" w16cid:durableId="566309541">
+  <w:num w:numId="1">
     <w:abstractNumId w:val="0"/>
   </w:num>
 </w:numbering>
 </file>
 
 <file path=word/styles.xml><?xml version="1.0" encoding="utf-8"?>
-<w:styles xmlns:mc="http://schemas.openxmlformats.org/markup-compatibility/2006" xmlns:r="http://schemas.openxmlformats.org/officeDocument/2006/relationships" xmlns:w="http://schemas.openxmlformats.org/wordprocessingml/2006/main" xmlns:w14="http://schemas.microsoft.com/office/word/2010/wordml" xmlns:w15="http://schemas.microsoft.com/office/word/2012/wordml" xmlns:w16cex="http://schemas.microsoft.com/office/word/2018/wordml/cex" xmlns:w16cid="http://schemas.microsoft.com/office/word/2016/wordml/cid" xmlns:w16="http://schemas.microsoft.com/office/word/2018/wordml" xmlns:w16du="http://schemas.microsoft.com/office/word/2023/wordml/word16du" xmlns:w16sdtdh="http://schemas.microsoft.com/office/word/2020/wordml/sdtdatahash" xmlns:w16sdtfl="http://schemas.microsoft.com/office/word/2024/wordml/sdtformatlock" xmlns:w16se="http://schemas.microsoft.com/office/word/2015/wordml/symex" mc:Ignorable="w14 w15 w16se w16cid w16 w16cex w16sdtdh w16sdtfl w16du">
+<w:styles xmlns:mc="http://schemas.openxmlformats.org/markup-compatibility/2006" xmlns:r="http://schemas.openxmlformats.org/officeDocument/2006/relationships" xmlns:w="http://schemas.openxmlformats.org/wordprocessingml/2006/main" xmlns:w14="http://schemas.microsoft.com/office/word/2010/wordml" xmlns:w15="http://schemas.microsoft.com/office/word/2012/wordml" xmlns:w16se="http://schemas.microsoft.com/office/word/2015/wordml/symex" mc:Ignorable="w14 w15 w16se">
   <w:docDefaults>
     <w:rPrDefault>
       <w:rPr>
@@ -1158,7 +1201,7 @@
     </w:rPrDefault>
     <w:pPrDefault/>
   </w:docDefaults>
-  <w:latentStyles w:defLockedState="0" w:defUIPriority="99" w:defSemiHidden="0" w:defUnhideWhenUsed="0" w:defQFormat="0" w:count="376">
+  <w:latentStyles w:defLockedState="0" w:defUIPriority="99" w:defSemiHidden="0" w:defUnhideWhenUsed="0" w:defQFormat="0" w:count="371">
     <w:lsdException w:name="Normal" w:uiPriority="0" w:qFormat="1"/>
     <w:lsdException w:name="heading 1" w:uiPriority="9" w:qFormat="1"/>
     <w:lsdException w:name="heading 2" w:semiHidden="1" w:uiPriority="9" w:unhideWhenUsed="1" w:qFormat="1"/>
@@ -1527,11 +1570,6 @@
     <w:lsdException w:name="List Table 5 Dark Accent 6" w:uiPriority="50"/>
     <w:lsdException w:name="List Table 6 Colorful Accent 6" w:uiPriority="51"/>
     <w:lsdException w:name="List Table 7 Colorful Accent 6" w:uiPriority="52"/>
-    <w:lsdException w:name="Mention" w:semiHidden="1" w:unhideWhenUsed="1"/>
-    <w:lsdException w:name="Smart Hyperlink" w:semiHidden="1" w:unhideWhenUsed="1"/>
-    <w:lsdException w:name="Hashtag" w:semiHidden="1" w:unhideWhenUsed="1"/>
-    <w:lsdException w:name="Unresolved Mention" w:semiHidden="1" w:unhideWhenUsed="1"/>
-    <w:lsdException w:name="Smart Link" w:semiHidden="1" w:unhideWhenUsed="1"/>
   </w:latentStyles>
   <w:style w:type="paragraph" w:default="1" w:styleId="Normal">
     <w:name w:val="Normal"/>
@@ -1548,6 +1586,7 @@
   <w:style w:type="character" w:default="1" w:styleId="DefaultParagraphFont">
     <w:name w:val="Default Paragraph Font"/>
     <w:uiPriority w:val="1"/>
+    <w:semiHidden/>
     <w:unhideWhenUsed/>
   </w:style>
   <w:style w:type="table" w:default="1" w:styleId="TableNormal">
